--- a/lessions/0003_2.docx
+++ b/lessions/0003_2.docx
@@ -9,7 +9,19 @@
     </w:p>
     <w:p>
       <w:r>
-        <w:t>Hiểu cách sử dùng đồng tù “to be” :am, is,are.</w:t>
+        <w:t xml:space="preserve">Hiểu </w:t>
+      </w:r>
+      <w:r>
+        <w:t>c</w:t>
+      </w:r>
+      <w:r>
+        <w:t>ách sử dùng đ</w:t>
+      </w:r>
+      <w:r>
+        <w:t>ộng</w:t>
+      </w:r>
+      <w:r>
+        <w:t xml:space="preserve"> tù “to be” :am, is,are.</w:t>
       </w:r>
     </w:p>
     <w:p>
